--- a/Result/Report.docx
+++ b/Result/Report.docx
@@ -56,18 +56,7 @@
           <w:szCs w:val="28"/>
           <w:lang w:val="en-US"/>
         </w:rPr>
-        <w:t xml:space="preserve">Table 1. </w:t>
-      </w:r>
-      <w:r>
-        <w:rPr>
-          <w:rFonts w:ascii="Roboto" w:hAnsi="Roboto"/>
-          <w:b/>
-          <w:bCs/>
-          <w:sz w:val="28"/>
-          <w:szCs w:val="28"/>
-          <w:lang w:val="en-US"/>
-        </w:rPr>
-        <w:t>Sales by Month</w:t>
+        <w:t>Table 1. Sales by Month</w:t>
       </w:r>
     </w:p>
     <w:tbl>
@@ -685,18 +674,7 @@
           <w:szCs w:val="28"/>
           <w:lang w:val="en-US"/>
         </w:rPr>
-        <w:t xml:space="preserve">Diagram 1. </w:t>
-      </w:r>
-      <w:r>
-        <w:rPr>
-          <w:rFonts w:ascii="Roboto" w:hAnsi="Roboto"/>
-          <w:b/>
-          <w:bCs/>
-          <w:sz w:val="28"/>
-          <w:szCs w:val="28"/>
-          <w:lang w:val="en-US"/>
-        </w:rPr>
-        <w:t>Sales by Month</w:t>
+        <w:t>Diagram 1. Sales by Month</w:t>
       </w:r>
     </w:p>
     <w:p>
@@ -1254,7 +1232,6 @@
           <w:bCs/>
           <w:sz w:val="28"/>
           <w:szCs w:val="28"/>
-          <w:lang w:val="en-US"/>
         </w:rPr>
       </w:pPr>
       <w:r>
@@ -1266,18 +1243,7 @@
           <w:szCs w:val="28"/>
           <w:lang w:val="en-US"/>
         </w:rPr>
-        <w:t xml:space="preserve">Diagram 2. </w:t>
-      </w:r>
-      <w:r>
-        <w:rPr>
-          <w:rFonts w:ascii="Roboto" w:hAnsi="Roboto"/>
-          <w:b/>
-          <w:bCs/>
-          <w:sz w:val="28"/>
-          <w:szCs w:val="28"/>
-          <w:lang w:val="en-US"/>
-        </w:rPr>
-        <w:t>Sales and Profit by Category</w:t>
+        <w:t>Diagram 2. Sales and Profit by Category</w:t>
       </w:r>
     </w:p>
     <w:p>
@@ -1287,7 +1253,8 @@
           <w:rFonts w:ascii="Roboto" w:hAnsi="Roboto"/>
           <w:b/>
           <w:bCs/>
-          <w:lang w:val="en-US"/>
+          <w:sz w:val="28"/>
+          <w:szCs w:val="28"/>
         </w:rPr>
       </w:pPr>
       <w:r>
@@ -1296,13 +1263,14 @@
           <w:b/>
           <w:bCs/>
           <w:noProof/>
-          <w:lang w:val="en-US"/>
+          <w:sz w:val="28"/>
+          <w:szCs w:val="28"/>
         </w:rPr>
         <w:drawing>
-          <wp:inline distT="0" distB="0" distL="0" distR="0" wp14:anchorId="5C2D4383" wp14:editId="0044260B">
-            <wp:extent cx="6637655" cy="3979545"/>
-            <wp:effectExtent l="0" t="0" r="0" b="1905"/>
-            <wp:docPr id="269351869" name="Рисунок 2"/>
+          <wp:inline distT="0" distB="0" distL="0" distR="0" wp14:anchorId="08F16E0F" wp14:editId="21FE26D3">
+            <wp:extent cx="6642000" cy="2797649"/>
+            <wp:effectExtent l="0" t="0" r="6985" b="3175"/>
+            <wp:docPr id="1430171004" name="Рисунок 1"/>
             <wp:cNvGraphicFramePr>
               <a:graphicFrameLocks xmlns:a="http://schemas.openxmlformats.org/drawingml/2006/main" noChangeAspect="1"/>
             </wp:cNvGraphicFramePr>
@@ -1331,15 +1299,12 @@
                   <pic:spPr bwMode="auto">
                     <a:xfrm>
                       <a:off x="0" y="0"/>
-                      <a:ext cx="6637655" cy="3979545"/>
+                      <a:ext cx="6642000" cy="2797649"/>
                     </a:xfrm>
                     <a:prstGeom prst="rect">
                       <a:avLst/>
                     </a:prstGeom>
                     <a:noFill/>
-                    <a:ln>
-                      <a:noFill/>
-                    </a:ln>
                   </pic:spPr>
                 </pic:pic>
               </a:graphicData>
@@ -1358,6 +1323,63 @@
           <w:lang w:val="en-US"/>
         </w:rPr>
       </w:pPr>
+      <w:r>
+        <w:rPr>
+          <w:rFonts w:ascii="Roboto" w:hAnsi="Roboto"/>
+          <w:b/>
+          <w:bCs/>
+          <w:noProof/>
+          <w:lang w:val="en-US"/>
+        </w:rPr>
+        <w:drawing>
+          <wp:inline distT="0" distB="0" distL="0" distR="0" wp14:anchorId="5C2D4383" wp14:editId="4AE2A729">
+            <wp:extent cx="6642000" cy="3982150"/>
+            <wp:effectExtent l="0" t="0" r="6985" b="0"/>
+            <wp:docPr id="269351869" name="Рисунок 2"/>
+            <wp:cNvGraphicFramePr>
+              <a:graphicFrameLocks xmlns:a="http://schemas.openxmlformats.org/drawingml/2006/main" noChangeAspect="1"/>
+            </wp:cNvGraphicFramePr>
+            <a:graphic xmlns:a="http://schemas.openxmlformats.org/drawingml/2006/main">
+              <a:graphicData uri="http://schemas.openxmlformats.org/drawingml/2006/picture">
+                <pic:pic xmlns:pic="http://schemas.openxmlformats.org/drawingml/2006/picture">
+                  <pic:nvPicPr>
+                    <pic:cNvPr id="0" name="Picture 2"/>
+                    <pic:cNvPicPr>
+                      <a:picLocks noChangeAspect="1" noChangeArrowheads="1"/>
+                    </pic:cNvPicPr>
+                  </pic:nvPicPr>
+                  <pic:blipFill>
+                    <a:blip r:embed="rId9">
+                      <a:extLst>
+                        <a:ext uri="{28A0092B-C50C-407E-A947-70E740481C1C}">
+                          <a14:useLocalDpi xmlns:a14="http://schemas.microsoft.com/office/drawing/2010/main" val="0"/>
+                        </a:ext>
+                      </a:extLst>
+                    </a:blip>
+                    <a:srcRect/>
+                    <a:stretch>
+                      <a:fillRect/>
+                    </a:stretch>
+                  </pic:blipFill>
+                  <pic:spPr bwMode="auto">
+                    <a:xfrm>
+                      <a:off x="0" y="0"/>
+                      <a:ext cx="6642000" cy="3982150"/>
+                    </a:xfrm>
+                    <a:prstGeom prst="rect">
+                      <a:avLst/>
+                    </a:prstGeom>
+                    <a:noFill/>
+                    <a:ln>
+                      <a:noFill/>
+                    </a:ln>
+                  </pic:spPr>
+                </pic:pic>
+              </a:graphicData>
+            </a:graphic>
+          </wp:inline>
+        </w:drawing>
+      </w:r>
     </w:p>
     <w:p>
       <w:pPr>
@@ -2220,18 +2242,7 @@
           <w:szCs w:val="28"/>
           <w:lang w:val="en-US"/>
         </w:rPr>
-        <w:t>Diagram</w:t>
-      </w:r>
-      <w:r>
-        <w:rPr>
-          <w:rFonts w:ascii="Roboto" w:hAnsi="Roboto"/>
-          <w:b/>
-          <w:bCs/>
-          <w:sz w:val="28"/>
-          <w:szCs w:val="28"/>
-          <w:lang w:val="en-US"/>
-        </w:rPr>
-        <w:t xml:space="preserve"> 3. Mean Sales by Category in Region</w:t>
+        <w:t>Diagram 3. Mean Sales by Category in Region</w:t>
       </w:r>
     </w:p>
     <w:p>
@@ -2270,7 +2281,7 @@
                     </pic:cNvPicPr>
                   </pic:nvPicPr>
                   <pic:blipFill>
-                    <a:blip r:embed="rId9">
+                    <a:blip r:embed="rId10">
                       <a:extLst>
                         <a:ext uri="{28A0092B-C50C-407E-A947-70E740481C1C}">
                           <a14:useLocalDpi xmlns:a14="http://schemas.microsoft.com/office/drawing/2010/main" val="0"/>
@@ -2300,8 +2311,8 @@
       </w:r>
     </w:p>
     <w:sectPr>
-      <w:headerReference w:type="default" r:id="rId10"/>
-      <w:footerReference w:type="default" r:id="rId11"/>
+      <w:headerReference w:type="default" r:id="rId11"/>
+      <w:footerReference w:type="default" r:id="rId12"/>
       <w:type w:val="continuous"/>
       <w:pgSz w:w="11906" w:h="16838"/>
       <w:pgMar w:top="720" w:right="720" w:bottom="720" w:left="720" w:header="708" w:footer="372" w:gutter="0"/>
@@ -3074,6 +3085,7 @@
   <w:style w:type="character" w:default="1" w:styleId="a0">
     <w:name w:val="Default Paragraph Font"/>
     <w:uiPriority w:val="1"/>
+    <w:semiHidden/>
     <w:unhideWhenUsed/>
   </w:style>
   <w:style w:type="table" w:default="1" w:styleId="a1">
